--- a/site/main/templates/documents/Справка от врача.docx
+++ b/site/main/templates/documents/Справка от врача.docx
@@ -42,25 +42,15 @@
           <w:sz w:val="28"/>
           <w:szCs w:val="28"/>
         </w:rPr>
-        <w:t xml:space="preserve">Выдана </w:t>
-      </w:r>
-      <w:proofErr w:type="gramStart"/>
-      <w:r>
-        <w:rPr>
-          <w:rFonts w:ascii="Times New Roman" w:hAnsi="Times New Roman" w:cs="Times New Roman"/>
-          <w:sz w:val="28"/>
-          <w:szCs w:val="28"/>
-        </w:rPr>
-        <w:t>{{ ФИО</w:t>
-      </w:r>
-      <w:proofErr w:type="gramEnd"/>
-      <w:r>
-        <w:rPr>
-          <w:rFonts w:ascii="Times New Roman" w:hAnsi="Times New Roman" w:cs="Times New Roman"/>
-          <w:sz w:val="28"/>
-          <w:szCs w:val="28"/>
-        </w:rPr>
-        <w:t xml:space="preserve"> }} в том, что он(а) действительно</w:t>
+        <w:t>Выдана {{ФИО</w:t>
+      </w:r>
+      <w:r>
+        <w:rPr>
+          <w:rFonts w:ascii="Times New Roman" w:hAnsi="Times New Roman" w:cs="Times New Roman"/>
+          <w:sz w:val="28"/>
+          <w:szCs w:val="28"/>
+        </w:rPr>
+        <w:t>}} в том, что он(а) действительно</w:t>
       </w:r>
       <w:r>
         <w:rPr>
@@ -84,7 +74,7 @@
           <w:sz w:val="28"/>
           <w:szCs w:val="28"/>
         </w:rPr>
-        <w:t xml:space="preserve"> городе {{ </w:t>
+        <w:t xml:space="preserve"> городе {{</w:t>
       </w:r>
       <w:proofErr w:type="spellStart"/>
       <w:r>
@@ -118,7 +108,7 @@
           <w:sz w:val="28"/>
           <w:szCs w:val="28"/>
         </w:rPr>
-        <w:t xml:space="preserve"> }} и родился</w:t>
+        <w:t>}} и родился</w:t>
       </w:r>
       <w:r>
         <w:rPr>
@@ -176,7 +166,7 @@
           <w:sz w:val="28"/>
           <w:szCs w:val="28"/>
         </w:rPr>
-        <w:t xml:space="preserve"> }}</w:t>
+        <w:t>}}</w:t>
       </w:r>
       <w:r>
         <w:rPr>
@@ -210,17 +200,10 @@
           <w:sz w:val="28"/>
           <w:szCs w:val="28"/>
         </w:rPr>
-        <w:t xml:space="preserve">Дата выдачи: </w:t>
-      </w:r>
-      <w:proofErr w:type="gramStart"/>
-      <w:r>
-        <w:rPr>
-          <w:rFonts w:ascii="Times New Roman" w:hAnsi="Times New Roman" w:cs="Times New Roman"/>
-          <w:sz w:val="28"/>
-          <w:szCs w:val="28"/>
-        </w:rPr>
-        <w:t xml:space="preserve">{{ </w:t>
-      </w:r>
+        <w:t>Дата выдачи: {{</w:t>
+      </w:r>
+      <w:bookmarkStart w:id="0" w:name="_GoBack"/>
+      <w:bookmarkEnd w:id="0"/>
       <w:proofErr w:type="spellStart"/>
       <w:r>
         <w:rPr>
@@ -228,16 +211,7 @@
           <w:sz w:val="28"/>
           <w:szCs w:val="28"/>
         </w:rPr>
-        <w:t>дата</w:t>
-      </w:r>
-      <w:proofErr w:type="gramEnd"/>
-      <w:r>
-        <w:rPr>
-          <w:rFonts w:ascii="Times New Roman" w:hAnsi="Times New Roman" w:cs="Times New Roman"/>
-          <w:sz w:val="28"/>
-          <w:szCs w:val="28"/>
-        </w:rPr>
-        <w:t>_выдачи</w:t>
+        <w:t>дата_выдачи</w:t>
       </w:r>
       <w:proofErr w:type="spellEnd"/>
       <w:r>
@@ -246,7 +220,7 @@
           <w:sz w:val="28"/>
           <w:szCs w:val="28"/>
         </w:rPr>
-        <w:t xml:space="preserve"> }}</w:t>
+        <w:t>}}</w:t>
       </w:r>
     </w:p>
     <w:p>
@@ -272,17 +246,7 @@
           <w:sz w:val="28"/>
           <w:szCs w:val="28"/>
         </w:rPr>
-        <w:t>Подпись: __</w:t>
-      </w:r>
-      <w:bookmarkStart w:id="0" w:name="_GoBack"/>
-      <w:bookmarkEnd w:id="0"/>
-      <w:r>
-        <w:rPr>
-          <w:rFonts w:ascii="Times New Roman" w:hAnsi="Times New Roman" w:cs="Times New Roman"/>
-          <w:sz w:val="28"/>
-          <w:szCs w:val="28"/>
-        </w:rPr>
-        <w:t>_________</w:t>
+        <w:t>Подпись: ___________</w:t>
       </w:r>
     </w:p>
     <w:sectPr>
